--- a/bài tập.docx
+++ b/bài tập.docx
@@ -2,6 +2,74 @@
 <file path=word/document.xml><?xml version="1.0" encoding="utf-8"?>
 <w:document xmlns:wpc="http://schemas.microsoft.com/office/word/2010/wordprocessingCanvas" xmlns:cx="http://schemas.microsoft.com/office/drawing/2014/chartex" xmlns:cx1="http://schemas.microsoft.com/office/drawing/2015/9/8/chartex" xmlns:cx2="http://schemas.microsoft.com/office/drawing/2015/10/21/chartex" xmlns:cx3="http://schemas.microsoft.com/office/drawing/2016/5/9/chartex" xmlns:cx4="http://schemas.microsoft.com/office/drawing/2016/5/10/chartex" xmlns:cx5="http://schemas.microsoft.com/office/drawing/2016/5/11/chartex" xmlns:cx6="http://schemas.microsoft.com/office/drawing/2016/5/12/chartex" xmlns:cx7="http://schemas.microsoft.com/office/drawing/2016/5/13/chartex" xmlns:cx8="http://schemas.microsoft.com/office/drawing/2016/5/14/chartex" xmlns:mc="http://schemas.openxmlformats.org/markup-compatibility/2006" xmlns:o="urn:schemas-microsoft-com:office:office" xmlns:r="http://schemas.openxmlformats.org/officeDocument/2006/relationships" xmlns:m="http://schemas.openxmlformats.org/officeDocument/2006/math" xmlns:v="urn:schemas-microsoft-com:vml" xmlns:wp14="http://schemas.microsoft.com/office/word/2010/wordprocessingDrawing" xmlns:wp="http://schemas.openxmlformats.org/drawingml/2006/wordprocessingDrawing" xmlns:w="http://schemas.openxmlformats.org/wordprocessingml/2006/main" xmlns:w14="http://schemas.microsoft.com/office/word/2010/wordml" xmlns:w10="urn:schemas-microsoft-com:office:word" xmlns:w15="http://schemas.microsoft.com/office/word/2012/wordml" xmlns:wpg="http://schemas.microsoft.com/office/word/2010/wordprocessingGroup" xmlns:wpi="http://schemas.microsoft.com/office/word/2010/wordprocessingInk" xmlns:wne="http://schemas.microsoft.com/office/word/2006/wordml" xmlns:wps="http://schemas.microsoft.com/office/word/2010/wordprocessingShape" xmlns:wpsCustomData="http://www.wps.cn/officeDocument/2013/wpsCustomData" mc:Ignorable="w14 w15 wp14">
   <w:body>
+    <w:p>
+      <w:pPr>
+        <w:pStyle w:val="5"/>
+        <w:keepNext w:val="0"/>
+        <w:keepLines w:val="0"/>
+        <w:widowControl/>
+        <w:suppressLineNumbers w:val="0"/>
+        <w:bidi w:val="0"/>
+        <w:spacing w:line="360" w:lineRule="auto"/>
+        <w:jc w:val="left"/>
+        <w:rPr>
+          <w:rStyle w:val="6"/>
+          <w:rFonts w:hint="default" w:cs="Times New Roman"/>
+          <w:b w:val="0"/>
+          <w:bCs w:val="0"/>
+          <w:sz w:val="24"/>
+          <w:szCs w:val="24"/>
+          <w:lang w:val="en-GB"/>
+        </w:rPr>
+      </w:pPr>
+      <w:r>
+        <w:rPr>
+          <w:rStyle w:val="6"/>
+          <w:rFonts w:hint="default" w:cs="Times New Roman"/>
+          <w:b w:val="0"/>
+          <w:bCs w:val="0"/>
+          <w:sz w:val="24"/>
+          <w:szCs w:val="24"/>
+          <w:lang w:val="en-GB"/>
+        </w:rPr>
+        <w:t>Trần Phạm Xuân Thành-231A010584</w:t>
+      </w:r>
+      <w:bookmarkStart w:id="0" w:name="_GoBack"/>
+      <w:bookmarkEnd w:id="0"/>
+    </w:p>
+    <w:p>
+      <w:pPr>
+        <w:pStyle w:val="5"/>
+        <w:keepNext w:val="0"/>
+        <w:keepLines w:val="0"/>
+        <w:widowControl/>
+        <w:suppressLineNumbers w:val="0"/>
+        <w:bidi w:val="0"/>
+        <w:spacing w:line="360" w:lineRule="auto"/>
+        <w:jc w:val="center"/>
+        <w:rPr>
+          <w:rStyle w:val="6"/>
+          <w:rFonts w:hint="default" w:ascii="Times New Roman" w:hAnsi="Times New Roman" w:cs="Times New Roman"/>
+          <w:b/>
+          <w:bCs/>
+          <w:sz w:val="24"/>
+          <w:szCs w:val="24"/>
+          <w:lang w:val="en-GB"/>
+        </w:rPr>
+      </w:pPr>
+      <w:r>
+        <w:rPr>
+          <w:rStyle w:val="6"/>
+          <w:rFonts w:hint="default" w:cs="Times New Roman"/>
+          <w:b/>
+          <w:bCs/>
+          <w:sz w:val="24"/>
+          <w:szCs w:val="24"/>
+          <w:lang w:val="en-GB"/>
+        </w:rPr>
+        <w:t>BÀI TẬP LAB F1</w:t>
+      </w:r>
+    </w:p>
     <w:p>
       <w:pPr>
         <w:pStyle w:val="5"/>
@@ -76,20 +144,7 @@
           <w:sz w:val="24"/>
           <w:szCs w:val="24"/>
         </w:rPr>
-        <w:t>ar: khai báo biến bình thường, có thể gán lạ</w:t>
-      </w:r>
-      <w:bookmarkStart w:id="0" w:name="_GoBack"/>
-      <w:bookmarkEnd w:id="0"/>
-      <w:r>
-        <w:rPr>
-          <w:rStyle w:val="6"/>
-          <w:rFonts w:hint="default" w:ascii="Times New Roman" w:hAnsi="Times New Roman" w:eastAsia="SimSun" w:cs="Times New Roman"/>
-          <w:b w:val="0"/>
-          <w:bCs w:val="0"/>
-          <w:sz w:val="24"/>
-          <w:szCs w:val="24"/>
-        </w:rPr>
-        <w:t>i giá trị nhiều lần. Kiểu dữ liệu được Dart tự suy luận dựa vào giá trị gán lúc đầu.</w:t>
+        <w:t>ar: khai báo biến bình thường, có thể gán lại giá trị nhiều lần. Kiểu dữ liệu được Dart tự suy luận dựa vào giá trị gán lúc đầu.</w:t>
       </w:r>
       <w:r>
         <w:rPr>
@@ -2433,11 +2488,11 @@
     <w:lsdException w:unhideWhenUsed="0" w:uiPriority="0" w:semiHidden="0" w:name="Document Map"/>
     <w:lsdException w:unhideWhenUsed="0" w:uiPriority="0" w:semiHidden="0" w:name="Plain Text"/>
     <w:lsdException w:unhideWhenUsed="0" w:uiPriority="0" w:semiHidden="0" w:name="E-mail Signature"/>
-    <w:lsdException w:unhideWhenUsed="0" w:uiPriority="0" w:semiHidden="0" w:name="Normal (Web)"/>
+    <w:lsdException w:qFormat="1" w:unhideWhenUsed="0" w:uiPriority="0" w:semiHidden="0" w:name="Normal (Web)"/>
     <w:lsdException w:unhideWhenUsed="0" w:uiPriority="0" w:semiHidden="0" w:name="HTML Acronym"/>
     <w:lsdException w:unhideWhenUsed="0" w:uiPriority="0" w:semiHidden="0" w:name="HTML Address"/>
     <w:lsdException w:unhideWhenUsed="0" w:uiPriority="0" w:semiHidden="0" w:name="HTML Cite"/>
-    <w:lsdException w:unhideWhenUsed="0" w:uiPriority="0" w:semiHidden="0" w:name="HTML Code"/>
+    <w:lsdException w:qFormat="1" w:unhideWhenUsed="0" w:uiPriority="0" w:semiHidden="0" w:name="HTML Code"/>
     <w:lsdException w:unhideWhenUsed="0" w:uiPriority="0" w:semiHidden="0" w:name="HTML Definition"/>
     <w:lsdException w:unhideWhenUsed="0" w:uiPriority="0" w:semiHidden="0" w:name="HTML Keyboard"/>
     <w:lsdException w:unhideWhenUsed="0" w:uiPriority="0" w:semiHidden="0" w:name="HTML Preformatted"/>
@@ -2622,6 +2677,7 @@
   <w:style w:type="character" w:styleId="4">
     <w:name w:val="HTML Code"/>
     <w:basedOn w:val="2"/>
+    <w:qFormat/>
     <w:uiPriority w:val="0"/>
     <w:rPr>
       <w:rFonts w:ascii="Courier New" w:hAnsi="Courier New" w:cs="Courier New"/>
@@ -2631,6 +2687,7 @@
   </w:style>
   <w:style w:type="paragraph" w:styleId="5">
     <w:name w:val="Normal (Web)"/>
+    <w:qFormat/>
     <w:uiPriority w:val="0"/>
     <w:pPr>
       <w:spacing w:before="0" w:beforeAutospacing="1" w:after="0" w:afterAutospacing="1"/>
@@ -2638,6 +2695,7 @@
       <w:jc w:val="left"/>
     </w:pPr>
     <w:rPr>
+      <w:rFonts w:ascii="Times New Roman" w:hAnsi="Times New Roman" w:eastAsia="SimSun" w:cs="Times New Roman"/>
       <w:kern w:val="0"/>
       <w:sz w:val="24"/>
       <w:szCs w:val="24"/>
